--- a/LSV-Documents/Leistungsnachweis.docx
+++ b/LSV-Documents/Leistungsnachweis.docx
@@ -1354,6 +1354,38 @@
             <w:pPr>
               <w:jc w:val="center"/>
             </w:pPr>
+            <w:r>
+              <w:rPr>
+                <w:rFonts w:ascii="Courier New" w:hAnsi="Courier New" w:cs="Courier New"/>
+                <w:sz w:val="20"/>
+                <w:szCs w:val="20"/>
+              </w:rPr>
+              <w:t>Fr</w:t>
+            </w:r>
+            <w:r>
+              <w:rPr>
+                <w:rFonts w:ascii="Courier New" w:hAnsi="Courier New" w:cs="Courier New"/>
+                <w:sz w:val="20"/>
+                <w:szCs w:val="20"/>
+              </w:rPr>
+              <w:t>, 2</w:t>
+            </w:r>
+            <w:r>
+              <w:rPr>
+                <w:rFonts w:ascii="Courier New" w:hAnsi="Courier New" w:cs="Courier New"/>
+                <w:sz w:val="20"/>
+                <w:szCs w:val="20"/>
+              </w:rPr>
+              <w:t>8</w:t>
+            </w:r>
+            <w:r>
+              <w:rPr>
+                <w:rFonts w:ascii="Courier New" w:hAnsi="Courier New" w:cs="Courier New"/>
+                <w:sz w:val="20"/>
+                <w:szCs w:val="20"/>
+              </w:rPr>
+              <w:t>.02.2025</w:t>
+            </w:r>
           </w:p>
         </w:tc>
         <w:tc>
@@ -1364,6 +1396,46 @@
             <w:pPr>
               <w:jc w:val="center"/>
             </w:pPr>
+            <w:r>
+              <w:rPr>
+                <w:rFonts w:ascii="Courier New" w:hAnsi="Courier New" w:cs="Courier New"/>
+                <w:sz w:val="20"/>
+                <w:szCs w:val="20"/>
+              </w:rPr>
+              <w:t>1</w:t>
+            </w:r>
+            <w:r>
+              <w:rPr>
+                <w:rFonts w:ascii="Courier New" w:hAnsi="Courier New" w:cs="Courier New"/>
+                <w:sz w:val="20"/>
+                <w:szCs w:val="20"/>
+              </w:rPr>
+              <w:t>4</w:t>
+            </w:r>
+            <w:r>
+              <w:rPr>
+                <w:rFonts w:ascii="Courier New" w:hAnsi="Courier New" w:cs="Courier New"/>
+                <w:sz w:val="20"/>
+                <w:szCs w:val="20"/>
+              </w:rPr>
+              <w:t>:30 – 2</w:t>
+            </w:r>
+            <w:r>
+              <w:rPr>
+                <w:rFonts w:ascii="Courier New" w:hAnsi="Courier New" w:cs="Courier New"/>
+                <w:sz w:val="20"/>
+                <w:szCs w:val="20"/>
+              </w:rPr>
+              <w:t>3</w:t>
+            </w:r>
+            <w:r>
+              <w:rPr>
+                <w:rFonts w:ascii="Courier New" w:hAnsi="Courier New" w:cs="Courier New"/>
+                <w:sz w:val="20"/>
+                <w:szCs w:val="20"/>
+              </w:rPr>
+              <w:t>:00</w:t>
+            </w:r>
           </w:p>
         </w:tc>
         <w:tc>
@@ -1379,6 +1451,14 @@
                 <w:szCs w:val="20"/>
               </w:rPr>
             </w:pPr>
+            <w:r>
+              <w:rPr>
+                <w:rFonts w:ascii="Calibri" w:hAnsi="Calibri" w:cs="Calibri"/>
+                <w:sz w:val="20"/>
+                <w:szCs w:val="20"/>
+              </w:rPr>
+              <w:t>8</w:t>
+            </w:r>
           </w:p>
         </w:tc>
       </w:tr>

--- a/LSV-Documents/Leistungsnachweis.docx
+++ b/LSV-Documents/Leistungsnachweis.docx
@@ -1360,81 +1360,25 @@
                 <w:sz w:val="20"/>
                 <w:szCs w:val="20"/>
               </w:rPr>
-              <w:t>Fr</w:t>
-            </w:r>
+              <w:t>Fr, 28.02.2025</w:t>
+            </w:r>
+          </w:p>
+        </w:tc>
+        <w:tc>
+          <w:tcPr>
+            <w:tcW w:w="3260" w:type="dxa"/>
+          </w:tcPr>
+          <w:p>
+            <w:pPr>
+              <w:jc w:val="center"/>
+            </w:pPr>
             <w:r>
               <w:rPr>
                 <w:rFonts w:ascii="Courier New" w:hAnsi="Courier New" w:cs="Courier New"/>
                 <w:sz w:val="20"/>
                 <w:szCs w:val="20"/>
               </w:rPr>
-              <w:t>, 2</w:t>
-            </w:r>
-            <w:r>
-              <w:rPr>
-                <w:rFonts w:ascii="Courier New" w:hAnsi="Courier New" w:cs="Courier New"/>
-                <w:sz w:val="20"/>
-                <w:szCs w:val="20"/>
-              </w:rPr>
-              <w:t>8</w:t>
-            </w:r>
-            <w:r>
-              <w:rPr>
-                <w:rFonts w:ascii="Courier New" w:hAnsi="Courier New" w:cs="Courier New"/>
-                <w:sz w:val="20"/>
-                <w:szCs w:val="20"/>
-              </w:rPr>
-              <w:t>.02.2025</w:t>
-            </w:r>
-          </w:p>
-        </w:tc>
-        <w:tc>
-          <w:tcPr>
-            <w:tcW w:w="3260" w:type="dxa"/>
-          </w:tcPr>
-          <w:p>
-            <w:pPr>
-              <w:jc w:val="center"/>
-            </w:pPr>
-            <w:r>
-              <w:rPr>
-                <w:rFonts w:ascii="Courier New" w:hAnsi="Courier New" w:cs="Courier New"/>
-                <w:sz w:val="20"/>
-                <w:szCs w:val="20"/>
-              </w:rPr>
-              <w:t>1</w:t>
-            </w:r>
-            <w:r>
-              <w:rPr>
-                <w:rFonts w:ascii="Courier New" w:hAnsi="Courier New" w:cs="Courier New"/>
-                <w:sz w:val="20"/>
-                <w:szCs w:val="20"/>
-              </w:rPr>
-              <w:t>4</w:t>
-            </w:r>
-            <w:r>
-              <w:rPr>
-                <w:rFonts w:ascii="Courier New" w:hAnsi="Courier New" w:cs="Courier New"/>
-                <w:sz w:val="20"/>
-                <w:szCs w:val="20"/>
-              </w:rPr>
-              <w:t>:30 – 2</w:t>
-            </w:r>
-            <w:r>
-              <w:rPr>
-                <w:rFonts w:ascii="Courier New" w:hAnsi="Courier New" w:cs="Courier New"/>
-                <w:sz w:val="20"/>
-                <w:szCs w:val="20"/>
-              </w:rPr>
-              <w:t>3</w:t>
-            </w:r>
-            <w:r>
-              <w:rPr>
-                <w:rFonts w:ascii="Courier New" w:hAnsi="Courier New" w:cs="Courier New"/>
-                <w:sz w:val="20"/>
-                <w:szCs w:val="20"/>
-              </w:rPr>
-              <w:t>:00</w:t>
+              <w:t>14:30 – 23:00</w:t>
             </w:r>
           </w:p>
         </w:tc>
@@ -2540,17 +2484,7 @@
                 <w:sz w:val="20"/>
                 <w:szCs w:val="20"/>
               </w:rPr>
-              <w:t>6</w:t>
-            </w:r>
-            <w:r>
-              <w:rPr>
-                <w:rFonts w:ascii="Calibri" w:hAnsi="Calibri" w:cs="Calibri"/>
-                <w:b/>
-                <w:bCs/>
-                <w:sz w:val="20"/>
-                <w:szCs w:val="20"/>
-              </w:rPr>
-              <w:t>3</w:t>
+              <w:t>71</w:t>
             </w:r>
           </w:p>
         </w:tc>
